--- a/task2/task2.docx
+++ b/task2/task2.docx
@@ -60,8 +60,10 @@
       <w:r>
         <w:rPr>
           <w:rFonts w:ascii="Times New Roman" w:hAnsi="Times New Roman" w:cs="Times New Roman"/>
-          <w:sz w:val="28"/>
-          <w:szCs w:val="28"/>
+          <w:noProof/>
+          <w:sz w:val="28"/>
+          <w:szCs w:val="28"/>
+          <w:lang w:eastAsia="ru-RU"/>
         </w:rPr>
         <w:drawing>
           <wp:inline distT="0" distB="0" distL="0" distR="0" wp14:anchorId="4BAD0DA0" wp14:editId="73CA83DA">
@@ -152,8 +154,10 @@
       <w:r>
         <w:rPr>
           <w:rFonts w:ascii="Times New Roman" w:hAnsi="Times New Roman" w:cs="Times New Roman"/>
-          <w:sz w:val="28"/>
-          <w:szCs w:val="28"/>
+          <w:noProof/>
+          <w:sz w:val="28"/>
+          <w:szCs w:val="28"/>
+          <w:lang w:eastAsia="ru-RU"/>
         </w:rPr>
         <w:drawing>
           <wp:inline distT="0" distB="0" distL="0" distR="0" wp14:anchorId="7FBC63D7" wp14:editId="49F26140">
@@ -201,7 +205,6 @@
           <w:szCs w:val="28"/>
         </w:rPr>
       </w:pPr>
-      <w:bookmarkStart w:id="0" w:name="_GoBack"/>
       <w:r>
         <w:rPr>
           <w:rFonts w:ascii="Times New Roman" w:hAnsi="Times New Roman" w:cs="Times New Roman"/>
@@ -223,7 +226,6 @@
       </w:r>
       <w:proofErr w:type="spellEnd"/>
     </w:p>
-    <w:bookmarkEnd w:id="0"/>
     <w:p>
       <w:pPr>
         <w:rPr>
@@ -309,9 +311,10 @@
       <w:r>
         <w:rPr>
           <w:rFonts w:ascii="Times New Roman" w:hAnsi="Times New Roman" w:cs="Times New Roman"/>
+          <w:noProof/>
           <w:sz w:val="32"/>
           <w:szCs w:val="32"/>
-          <w:lang w:val="en-US"/>
+          <w:lang w:eastAsia="ru-RU"/>
         </w:rPr>
         <w:drawing>
           <wp:inline distT="0" distB="0" distL="0" distR="0" wp14:anchorId="63133C35" wp14:editId="47221E26">
@@ -432,8 +435,10 @@
       <w:r>
         <w:rPr>
           <w:rFonts w:ascii="Times New Roman" w:hAnsi="Times New Roman" w:cs="Times New Roman"/>
-          <w:sz w:val="28"/>
-          <w:szCs w:val="28"/>
+          <w:noProof/>
+          <w:sz w:val="28"/>
+          <w:szCs w:val="28"/>
+          <w:lang w:eastAsia="ru-RU"/>
         </w:rPr>
         <w:drawing>
           <wp:inline distT="0" distB="0" distL="0" distR="0" wp14:anchorId="20EB8164" wp14:editId="0808B91D">
@@ -554,8 +559,10 @@
       <w:r>
         <w:rPr>
           <w:rFonts w:ascii="Times New Roman" w:hAnsi="Times New Roman" w:cs="Times New Roman"/>
-          <w:sz w:val="28"/>
-          <w:szCs w:val="28"/>
+          <w:noProof/>
+          <w:sz w:val="28"/>
+          <w:szCs w:val="28"/>
+          <w:lang w:eastAsia="ru-RU"/>
         </w:rPr>
         <w:drawing>
           <wp:inline distT="0" distB="0" distL="0" distR="0" wp14:anchorId="17D7CBAF" wp14:editId="40999EC5">
@@ -631,7 +638,6 @@
           <w:color w:val="auto"/>
           <w:sz w:val="32"/>
           <w:szCs w:val="32"/>
-          <w:lang w:val="en-US"/>
         </w:rPr>
       </w:pPr>
       <w:r>
@@ -641,7 +647,6 @@
           <w:color w:val="auto"/>
           <w:sz w:val="32"/>
           <w:szCs w:val="32"/>
-          <w:lang w:val="en-US"/>
         </w:rPr>
         <w:lastRenderedPageBreak/>
         <w:t xml:space="preserve">2. </w:t>
@@ -665,7 +670,6 @@
           <w:color w:val="auto"/>
           <w:sz w:val="32"/>
           <w:szCs w:val="32"/>
-          <w:lang w:val="en-US"/>
         </w:rPr>
         <w:t xml:space="preserve"> </w:t>
       </w:r>
@@ -686,7 +690,6 @@
           <w:color w:val="auto"/>
           <w:sz w:val="32"/>
           <w:szCs w:val="32"/>
-          <w:lang w:val="en-US"/>
         </w:rPr>
         <w:t xml:space="preserve"> </w:t>
       </w:r>
@@ -707,7 +710,6 @@
           <w:color w:val="auto"/>
           <w:sz w:val="32"/>
           <w:szCs w:val="32"/>
-          <w:lang w:val="en-US"/>
         </w:rPr>
         <w:t xml:space="preserve"> </w:t>
       </w:r>
@@ -728,7 +730,6 @@
           <w:color w:val="auto"/>
           <w:sz w:val="32"/>
           <w:szCs w:val="32"/>
-          <w:lang w:val="en-US"/>
         </w:rPr>
         <w:t xml:space="preserve"> (</w:t>
       </w:r>
@@ -750,7 +751,6 @@
           <w:color w:val="auto"/>
           <w:sz w:val="32"/>
           <w:szCs w:val="32"/>
-          <w:lang w:val="en-US"/>
         </w:rPr>
         <w:t xml:space="preserve"> </w:t>
       </w:r>
@@ -772,7 +772,6 @@
           <w:color w:val="auto"/>
           <w:sz w:val="32"/>
           <w:szCs w:val="32"/>
-          <w:lang w:val="en-US"/>
         </w:rPr>
         <w:t xml:space="preserve">, </w:t>
       </w:r>
@@ -794,7 +793,6 @@
           <w:color w:val="auto"/>
           <w:sz w:val="32"/>
           <w:szCs w:val="32"/>
-          <w:lang w:val="en-US"/>
         </w:rPr>
         <w:t xml:space="preserve">, </w:t>
       </w:r>
@@ -807,7 +805,7 @@
           <w:szCs w:val="32"/>
           <w:lang w:val="en-US"/>
         </w:rPr>
-        <w:t>Chain of Responsibility</w:t>
+        <w:t>Chain</w:t>
       </w:r>
       <w:r>
         <w:rPr>
@@ -816,18 +814,53 @@
           <w:color w:val="auto"/>
           <w:sz w:val="32"/>
           <w:szCs w:val="32"/>
-          <w:lang w:val="en-US"/>
+        </w:rPr>
+        <w:t xml:space="preserve"> </w:t>
+      </w:r>
+      <w:r>
+        <w:rPr>
+          <w:rFonts w:ascii="Times New Roman" w:hAnsi="Times New Roman" w:cs="Times New Roman"/>
+          <w:b/>
+          <w:color w:val="auto"/>
+          <w:sz w:val="32"/>
+          <w:szCs w:val="32"/>
+          <w:lang w:val="en-US"/>
+        </w:rPr>
+        <w:t>of</w:t>
+      </w:r>
+      <w:r>
+        <w:rPr>
+          <w:rFonts w:ascii="Times New Roman" w:hAnsi="Times New Roman" w:cs="Times New Roman"/>
+          <w:b/>
+          <w:color w:val="auto"/>
+          <w:sz w:val="32"/>
+          <w:szCs w:val="32"/>
+        </w:rPr>
+        <w:t xml:space="preserve"> </w:t>
+      </w:r>
+      <w:r>
+        <w:rPr>
+          <w:rFonts w:ascii="Times New Roman" w:hAnsi="Times New Roman" w:cs="Times New Roman"/>
+          <w:b/>
+          <w:color w:val="auto"/>
+          <w:sz w:val="32"/>
+          <w:szCs w:val="32"/>
+          <w:lang w:val="en-US"/>
+        </w:rPr>
+        <w:t>Responsibility</w:t>
+      </w:r>
+      <w:r>
+        <w:rPr>
+          <w:rFonts w:ascii="Times New Roman" w:hAnsi="Times New Roman" w:cs="Times New Roman"/>
+          <w:b/>
+          <w:color w:val="auto"/>
+          <w:sz w:val="32"/>
+          <w:szCs w:val="32"/>
         </w:rPr>
         <w:t>)</w:t>
       </w:r>
     </w:p>
-    <w:p>
-      <w:pPr>
-        <w:rPr>
-          <w:lang w:val="en-US"/>
-        </w:rPr>
-      </w:pPr>
-    </w:p>
+    <w:p/>
     <w:p>
       <w:pPr>
         <w:rPr>
@@ -1041,8 +1074,10 @@
         <w:rPr>
           <w:rFonts w:ascii="Times New Roman" w:hAnsi="Times New Roman" w:cs="Times New Roman"/>
           <w:b/>
-          <w:sz w:val="28"/>
-          <w:szCs w:val="28"/>
+          <w:noProof/>
+          <w:sz w:val="28"/>
+          <w:szCs w:val="28"/>
+          <w:lang w:eastAsia="ru-RU"/>
         </w:rPr>
         <w:drawing>
           <wp:inline distT="0" distB="0" distL="0" distR="0" wp14:anchorId="098756F6" wp14:editId="2A42C76D">
@@ -1161,8 +1196,10 @@
       <w:r>
         <w:rPr>
           <w:rFonts w:ascii="Times New Roman" w:hAnsi="Times New Roman" w:cs="Times New Roman"/>
-          <w:sz w:val="28"/>
-          <w:szCs w:val="28"/>
+          <w:noProof/>
+          <w:sz w:val="28"/>
+          <w:szCs w:val="28"/>
+          <w:lang w:eastAsia="ru-RU"/>
         </w:rPr>
         <w:lastRenderedPageBreak/>
         <w:drawing>
@@ -1242,8 +1279,10 @@
       <w:r>
         <w:rPr>
           <w:rFonts w:ascii="Times New Roman" w:hAnsi="Times New Roman" w:cs="Times New Roman"/>
-          <w:sz w:val="28"/>
-          <w:szCs w:val="28"/>
+          <w:noProof/>
+          <w:sz w:val="28"/>
+          <w:szCs w:val="28"/>
+          <w:lang w:eastAsia="ru-RU"/>
         </w:rPr>
         <w:drawing>
           <wp:inline distT="0" distB="0" distL="0" distR="0" wp14:anchorId="2FB7B40A" wp14:editId="01BA9282">
@@ -1320,8 +1359,10 @@
       <w:r>
         <w:rPr>
           <w:rFonts w:ascii="Times New Roman" w:hAnsi="Times New Roman" w:cs="Times New Roman"/>
-          <w:sz w:val="28"/>
-          <w:szCs w:val="28"/>
+          <w:noProof/>
+          <w:sz w:val="28"/>
+          <w:szCs w:val="28"/>
+          <w:lang w:eastAsia="ru-RU"/>
         </w:rPr>
         <w:lastRenderedPageBreak/>
         <w:drawing>
@@ -1401,8 +1442,10 @@
       <w:r>
         <w:rPr>
           <w:rFonts w:ascii="Times New Roman" w:hAnsi="Times New Roman" w:cs="Times New Roman"/>
-          <w:sz w:val="28"/>
-          <w:szCs w:val="28"/>
+          <w:noProof/>
+          <w:sz w:val="28"/>
+          <w:szCs w:val="28"/>
+          <w:lang w:eastAsia="ru-RU"/>
         </w:rPr>
         <w:drawing>
           <wp:inline distT="0" distB="0" distL="0" distR="0" wp14:anchorId="7397558F" wp14:editId="683EEA67">
@@ -1585,8 +1628,10 @@
       <w:r>
         <w:rPr>
           <w:rFonts w:ascii="Times New Roman" w:hAnsi="Times New Roman" w:cs="Times New Roman"/>
-          <w:sz w:val="28"/>
-          <w:szCs w:val="28"/>
+          <w:noProof/>
+          <w:sz w:val="28"/>
+          <w:szCs w:val="28"/>
+          <w:lang w:eastAsia="ru-RU"/>
         </w:rPr>
         <w:lastRenderedPageBreak/>
         <w:drawing>
@@ -1755,13 +1800,787 @@
           <w:rFonts w:ascii="Times New Roman" w:hAnsi="Times New Roman" w:cs="Times New Roman"/>
           <w:sz w:val="28"/>
           <w:szCs w:val="28"/>
-          <w:lang w:val="en-US"/>
-        </w:rPr>
-      </w:pPr>
-    </w:p>
-    <w:p>
-      <w:pPr>
-        <w:jc w:val="center"/>
+        </w:rPr>
+      </w:pPr>
+    </w:p>
+    <w:p>
+      <w:pPr>
+        <w:pStyle w:val="1"/>
+        <w:rPr>
+          <w:rFonts w:ascii="Times New Roman" w:hAnsi="Times New Roman" w:cs="Times New Roman"/>
+          <w:color w:val="auto"/>
+          <w:sz w:val="32"/>
+          <w:szCs w:val="32"/>
+        </w:rPr>
+      </w:pPr>
+      <w:r>
+        <w:rPr>
+          <w:rFonts w:ascii="Times New Roman" w:hAnsi="Times New Roman" w:cs="Times New Roman"/>
+          <w:color w:val="auto"/>
+          <w:sz w:val="32"/>
+          <w:szCs w:val="32"/>
+        </w:rPr>
+        <w:t>Метрика WMC</w:t>
+      </w:r>
+    </w:p>
+    <w:p>
+      <w:pPr>
+        <w:pStyle w:val="3"/>
+        <w:rPr>
+          <w:rFonts w:ascii="Times New Roman" w:hAnsi="Times New Roman" w:cs="Times New Roman"/>
+          <w:color w:val="auto"/>
+          <w:sz w:val="28"/>
+          <w:szCs w:val="28"/>
+        </w:rPr>
+      </w:pPr>
+      <w:r>
+        <w:rPr>
+          <w:rFonts w:ascii="Times New Roman" w:hAnsi="Times New Roman" w:cs="Times New Roman"/>
+          <w:color w:val="auto"/>
+          <w:sz w:val="28"/>
+          <w:szCs w:val="28"/>
+        </w:rPr>
+        <w:t xml:space="preserve">До </w:t>
+      </w:r>
+      <w:proofErr w:type="spellStart"/>
+      <w:r>
+        <w:rPr>
+          <w:rFonts w:ascii="Times New Roman" w:hAnsi="Times New Roman" w:cs="Times New Roman"/>
+          <w:color w:val="auto"/>
+          <w:sz w:val="28"/>
+          <w:szCs w:val="28"/>
+        </w:rPr>
+        <w:t>рефакторинга</w:t>
+      </w:r>
+      <w:proofErr w:type="spellEnd"/>
+    </w:p>
+    <w:p>
+      <w:pPr>
+        <w:pStyle w:val="a4"/>
+        <w:rPr>
+          <w:sz w:val="28"/>
+          <w:szCs w:val="28"/>
+        </w:rPr>
+      </w:pPr>
+      <w:r>
+        <w:rPr>
+          <w:sz w:val="28"/>
+          <w:szCs w:val="28"/>
+        </w:rPr>
+        <w:t>2 класса × 1 метод каждый</w:t>
+      </w:r>
+    </w:p>
+    <w:p>
+      <w:pPr>
+        <w:pStyle w:val="HTML0"/>
+        <w:rPr>
+          <w:rFonts w:ascii="Times New Roman" w:hAnsi="Times New Roman" w:cs="Times New Roman"/>
+          <w:sz w:val="28"/>
+          <w:szCs w:val="28"/>
+          <w:lang w:val="en-US"/>
+        </w:rPr>
+      </w:pPr>
+      <w:proofErr w:type="spellStart"/>
+      <w:r>
+        <w:rPr>
+          <w:rFonts w:ascii="Times New Roman" w:hAnsi="Times New Roman" w:cs="Times New Roman"/>
+          <w:b/>
+          <w:sz w:val="28"/>
+          <w:szCs w:val="28"/>
+          <w:lang w:val="en-US"/>
+        </w:rPr>
+        <w:t>SalesReportGenerator.generate</w:t>
+      </w:r>
+      <w:proofErr w:type="spellEnd"/>
+      <w:r>
+        <w:rPr>
+          <w:rFonts w:ascii="Times New Roman" w:hAnsi="Times New Roman" w:cs="Times New Roman"/>
+          <w:sz w:val="28"/>
+          <w:szCs w:val="28"/>
+          <w:lang w:val="en-US"/>
+        </w:rPr>
+        <w:t xml:space="preserve"> → WMC = 10</w:t>
+      </w:r>
+      <w:r>
+        <w:rPr>
+          <w:rFonts w:ascii="Times New Roman" w:hAnsi="Times New Roman" w:cs="Times New Roman"/>
+          <w:sz w:val="28"/>
+          <w:szCs w:val="28"/>
+          <w:lang w:val="en-US"/>
+        </w:rPr>
+        <w:br/>
+      </w:r>
+      <w:proofErr w:type="spellStart"/>
+      <w:r>
+        <w:rPr>
+          <w:rFonts w:ascii="Times New Roman" w:hAnsi="Times New Roman" w:cs="Times New Roman"/>
+          <w:b/>
+          <w:sz w:val="28"/>
+          <w:szCs w:val="28"/>
+          <w:lang w:val="en-US"/>
+        </w:rPr>
+        <w:t>InventoryReportGenerator.generate</w:t>
+      </w:r>
+      <w:proofErr w:type="spellEnd"/>
+      <w:r>
+        <w:rPr>
+          <w:rFonts w:ascii="Times New Roman" w:hAnsi="Times New Roman" w:cs="Times New Roman"/>
+          <w:sz w:val="28"/>
+          <w:szCs w:val="28"/>
+          <w:lang w:val="en-US"/>
+        </w:rPr>
+        <w:t xml:space="preserve"> → WMC = 8</w:t>
+      </w:r>
+      <w:r>
+        <w:rPr>
+          <w:rFonts w:ascii="Times New Roman" w:hAnsi="Times New Roman" w:cs="Times New Roman"/>
+          <w:sz w:val="28"/>
+          <w:szCs w:val="28"/>
+          <w:lang w:val="en-US"/>
+        </w:rPr>
+        <w:br/>
+      </w:r>
+      <w:r>
+        <w:rPr>
+          <w:rFonts w:ascii="Times New Roman" w:hAnsi="Times New Roman" w:cs="Times New Roman"/>
+          <w:sz w:val="28"/>
+          <w:szCs w:val="28"/>
+          <w:lang w:val="en-US"/>
+        </w:rPr>
+        <w:br/>
+      </w:r>
+      <w:r>
+        <w:rPr>
+          <w:rFonts w:ascii="Times New Roman" w:hAnsi="Times New Roman" w:cs="Times New Roman"/>
+          <w:sz w:val="28"/>
+          <w:szCs w:val="28"/>
+        </w:rPr>
+        <w:t>итог</w:t>
+      </w:r>
+      <w:r>
+        <w:rPr>
+          <w:rFonts w:ascii="Times New Roman" w:hAnsi="Times New Roman" w:cs="Times New Roman"/>
+          <w:sz w:val="28"/>
+          <w:szCs w:val="28"/>
+          <w:lang w:val="en-US"/>
+        </w:rPr>
+        <w:t xml:space="preserve"> ≈ 18</w:t>
+      </w:r>
+    </w:p>
+    <w:p>
+      <w:pPr>
+        <w:pStyle w:val="3"/>
+        <w:rPr>
+          <w:rFonts w:ascii="Times New Roman" w:hAnsi="Times New Roman" w:cs="Times New Roman"/>
+          <w:color w:val="auto"/>
+          <w:sz w:val="28"/>
+          <w:szCs w:val="28"/>
+        </w:rPr>
+      </w:pPr>
+      <w:r>
+        <w:rPr>
+          <w:rFonts w:ascii="Times New Roman" w:hAnsi="Times New Roman" w:cs="Times New Roman"/>
+          <w:color w:val="auto"/>
+          <w:sz w:val="28"/>
+          <w:szCs w:val="28"/>
+        </w:rPr>
+        <w:lastRenderedPageBreak/>
+        <w:t xml:space="preserve">После </w:t>
+      </w:r>
+      <w:proofErr w:type="spellStart"/>
+      <w:r>
+        <w:rPr>
+          <w:rFonts w:ascii="Times New Roman" w:hAnsi="Times New Roman" w:cs="Times New Roman"/>
+          <w:color w:val="auto"/>
+          <w:sz w:val="28"/>
+          <w:szCs w:val="28"/>
+        </w:rPr>
+        <w:t>рефакторинга</w:t>
+      </w:r>
+      <w:proofErr w:type="spellEnd"/>
+    </w:p>
+    <w:p>
+      <w:pPr>
+        <w:pStyle w:val="a4"/>
+        <w:rPr>
+          <w:sz w:val="28"/>
+          <w:szCs w:val="28"/>
+          <w:lang w:val="en-US"/>
+        </w:rPr>
+      </w:pPr>
+      <w:proofErr w:type="spellStart"/>
+      <w:r>
+        <w:rPr>
+          <w:sz w:val="28"/>
+          <w:szCs w:val="28"/>
+          <w:lang w:val="en-US"/>
+        </w:rPr>
+        <w:t>AbstractReportGenerator</w:t>
+      </w:r>
+      <w:proofErr w:type="spellEnd"/>
+      <w:r>
+        <w:rPr>
+          <w:sz w:val="28"/>
+          <w:szCs w:val="28"/>
+          <w:lang w:val="en-US"/>
+        </w:rPr>
+        <w:t>:</w:t>
+      </w:r>
+    </w:p>
+    <w:p>
+      <w:pPr>
+        <w:pStyle w:val="HTML0"/>
+        <w:rPr>
+          <w:rFonts w:ascii="Times New Roman" w:hAnsi="Times New Roman" w:cs="Times New Roman"/>
+          <w:sz w:val="28"/>
+          <w:szCs w:val="28"/>
+          <w:lang w:val="en-US"/>
+        </w:rPr>
+      </w:pPr>
+      <w:proofErr w:type="gramStart"/>
+      <w:r>
+        <w:rPr>
+          <w:rFonts w:ascii="Times New Roman" w:hAnsi="Times New Roman" w:cs="Times New Roman"/>
+          <w:sz w:val="28"/>
+          <w:szCs w:val="28"/>
+          <w:lang w:val="en-US"/>
+        </w:rPr>
+        <w:t>generate(</w:t>
+      </w:r>
+      <w:proofErr w:type="gramEnd"/>
+      <w:r>
+        <w:rPr>
+          <w:rFonts w:ascii="Times New Roman" w:hAnsi="Times New Roman" w:cs="Times New Roman"/>
+          <w:sz w:val="28"/>
+          <w:szCs w:val="28"/>
+          <w:lang w:val="en-US"/>
+        </w:rPr>
+        <w:t>) = 1</w:t>
+      </w:r>
+      <w:r>
+        <w:rPr>
+          <w:rFonts w:ascii="Times New Roman" w:hAnsi="Times New Roman" w:cs="Times New Roman"/>
+          <w:sz w:val="28"/>
+          <w:szCs w:val="28"/>
+          <w:lang w:val="en-US"/>
+        </w:rPr>
+        <w:br/>
+      </w:r>
+      <w:proofErr w:type="spellStart"/>
+      <w:r>
+        <w:rPr>
+          <w:rFonts w:ascii="Times New Roman" w:hAnsi="Times New Roman" w:cs="Times New Roman"/>
+          <w:sz w:val="28"/>
+          <w:szCs w:val="28"/>
+          <w:lang w:val="en-US"/>
+        </w:rPr>
+        <w:t>appendHeader</w:t>
+      </w:r>
+      <w:proofErr w:type="spellEnd"/>
+      <w:r>
+        <w:rPr>
+          <w:rFonts w:ascii="Times New Roman" w:hAnsi="Times New Roman" w:cs="Times New Roman"/>
+          <w:sz w:val="28"/>
+          <w:szCs w:val="28"/>
+          <w:lang w:val="en-US"/>
+        </w:rPr>
+        <w:t>() = 1</w:t>
+      </w:r>
+      <w:r>
+        <w:rPr>
+          <w:rFonts w:ascii="Times New Roman" w:hAnsi="Times New Roman" w:cs="Times New Roman"/>
+          <w:sz w:val="28"/>
+          <w:szCs w:val="28"/>
+          <w:lang w:val="en-US"/>
+        </w:rPr>
+        <w:br/>
+      </w:r>
+      <w:proofErr w:type="spellStart"/>
+      <w:r>
+        <w:rPr>
+          <w:rFonts w:ascii="Times New Roman" w:hAnsi="Times New Roman" w:cs="Times New Roman"/>
+          <w:sz w:val="28"/>
+          <w:szCs w:val="28"/>
+          <w:lang w:val="en-US"/>
+        </w:rPr>
+        <w:t>getData</w:t>
+      </w:r>
+      <w:proofErr w:type="spellEnd"/>
+      <w:r>
+        <w:rPr>
+          <w:rFonts w:ascii="Times New Roman" w:hAnsi="Times New Roman" w:cs="Times New Roman"/>
+          <w:sz w:val="28"/>
+          <w:szCs w:val="28"/>
+          <w:lang w:val="en-US"/>
+        </w:rPr>
+        <w:t>() = 1</w:t>
+      </w:r>
+      <w:r>
+        <w:rPr>
+          <w:rFonts w:ascii="Times New Roman" w:hAnsi="Times New Roman" w:cs="Times New Roman"/>
+          <w:sz w:val="28"/>
+          <w:szCs w:val="28"/>
+          <w:lang w:val="en-US"/>
+        </w:rPr>
+        <w:br/>
+      </w:r>
+      <w:proofErr w:type="spellStart"/>
+      <w:r>
+        <w:rPr>
+          <w:rFonts w:ascii="Times New Roman" w:hAnsi="Times New Roman" w:cs="Times New Roman"/>
+          <w:sz w:val="28"/>
+          <w:szCs w:val="28"/>
+          <w:lang w:val="en-US"/>
+        </w:rPr>
+        <w:t>processData</w:t>
+      </w:r>
+      <w:proofErr w:type="spellEnd"/>
+      <w:r>
+        <w:rPr>
+          <w:rFonts w:ascii="Times New Roman" w:hAnsi="Times New Roman" w:cs="Times New Roman"/>
+          <w:sz w:val="28"/>
+          <w:szCs w:val="28"/>
+          <w:lang w:val="en-US"/>
+        </w:rPr>
+        <w:t>() = 1</w:t>
+      </w:r>
+      <w:r>
+        <w:rPr>
+          <w:rFonts w:ascii="Times New Roman" w:hAnsi="Times New Roman" w:cs="Times New Roman"/>
+          <w:sz w:val="28"/>
+          <w:szCs w:val="28"/>
+          <w:lang w:val="en-US"/>
+        </w:rPr>
+        <w:br/>
+      </w:r>
+      <w:proofErr w:type="spellStart"/>
+      <w:r>
+        <w:rPr>
+          <w:rFonts w:ascii="Times New Roman" w:hAnsi="Times New Roman" w:cs="Times New Roman"/>
+          <w:sz w:val="28"/>
+          <w:szCs w:val="28"/>
+          <w:lang w:val="en-US"/>
+        </w:rPr>
+        <w:t>appendFooter</w:t>
+      </w:r>
+      <w:proofErr w:type="spellEnd"/>
+      <w:r>
+        <w:rPr>
+          <w:rFonts w:ascii="Times New Roman" w:hAnsi="Times New Roman" w:cs="Times New Roman"/>
+          <w:sz w:val="28"/>
+          <w:szCs w:val="28"/>
+          <w:lang w:val="en-US"/>
+        </w:rPr>
+        <w:t>() = 1</w:t>
+      </w:r>
+      <w:r>
+        <w:rPr>
+          <w:rFonts w:ascii="Times New Roman" w:hAnsi="Times New Roman" w:cs="Times New Roman"/>
+          <w:sz w:val="28"/>
+          <w:szCs w:val="28"/>
+          <w:lang w:val="en-US"/>
+        </w:rPr>
+        <w:br/>
+      </w:r>
+      <w:proofErr w:type="spellStart"/>
+      <w:r>
+        <w:rPr>
+          <w:rFonts w:ascii="Times New Roman" w:hAnsi="Times New Roman" w:cs="Times New Roman"/>
+          <w:sz w:val="28"/>
+          <w:szCs w:val="28"/>
+          <w:lang w:val="en-US"/>
+        </w:rPr>
+        <w:t>postProcess</w:t>
+      </w:r>
+      <w:proofErr w:type="spellEnd"/>
+      <w:r>
+        <w:rPr>
+          <w:rFonts w:ascii="Times New Roman" w:hAnsi="Times New Roman" w:cs="Times New Roman"/>
+          <w:sz w:val="28"/>
+          <w:szCs w:val="28"/>
+          <w:lang w:val="en-US"/>
+        </w:rPr>
+        <w:t>() = 1</w:t>
+      </w:r>
+      <w:r>
+        <w:rPr>
+          <w:rFonts w:ascii="Times New Roman" w:hAnsi="Times New Roman" w:cs="Times New Roman"/>
+          <w:sz w:val="28"/>
+          <w:szCs w:val="28"/>
+          <w:lang w:val="en-US"/>
+        </w:rPr>
+        <w:br/>
+        <w:t>WMC = 6</w:t>
+      </w:r>
+    </w:p>
+    <w:p>
+      <w:pPr>
+        <w:pStyle w:val="a4"/>
+        <w:rPr>
+          <w:sz w:val="28"/>
+          <w:szCs w:val="28"/>
+          <w:lang w:val="en-US"/>
+        </w:rPr>
+      </w:pPr>
+      <w:r>
+        <w:rPr>
+          <w:sz w:val="28"/>
+          <w:szCs w:val="28"/>
+        </w:rPr>
+        <w:t>Конкретные классы</w:t>
+      </w:r>
+      <w:r>
+        <w:rPr>
+          <w:sz w:val="28"/>
+          <w:szCs w:val="28"/>
+          <w:lang w:val="en-US"/>
+        </w:rPr>
+        <w:t>:</w:t>
+      </w:r>
+    </w:p>
+    <w:p>
+      <w:pPr>
+        <w:pStyle w:val="HTML0"/>
+        <w:rPr>
+          <w:rFonts w:ascii="Times New Roman" w:hAnsi="Times New Roman" w:cs="Times New Roman"/>
+          <w:sz w:val="28"/>
+          <w:szCs w:val="28"/>
+          <w:lang w:val="en-US"/>
+        </w:rPr>
+      </w:pPr>
+      <w:proofErr w:type="spellStart"/>
+      <w:r>
+        <w:rPr>
+          <w:rFonts w:ascii="Times New Roman" w:hAnsi="Times New Roman" w:cs="Times New Roman"/>
+          <w:sz w:val="28"/>
+          <w:szCs w:val="28"/>
+          <w:lang w:val="en-US"/>
+        </w:rPr>
+        <w:t>SalesReport</w:t>
+      </w:r>
+      <w:proofErr w:type="spellEnd"/>
+      <w:r>
+        <w:rPr>
+          <w:rFonts w:ascii="Times New Roman" w:hAnsi="Times New Roman" w:cs="Times New Roman"/>
+          <w:sz w:val="28"/>
+          <w:szCs w:val="28"/>
+          <w:lang w:val="en-US"/>
+        </w:rPr>
+        <w:t xml:space="preserve"> = 3</w:t>
+      </w:r>
+      <w:r>
+        <w:rPr>
+          <w:rFonts w:ascii="Times New Roman" w:hAnsi="Times New Roman" w:cs="Times New Roman"/>
+          <w:sz w:val="28"/>
+          <w:szCs w:val="28"/>
+          <w:lang w:val="en-US"/>
+        </w:rPr>
+        <w:br/>
+      </w:r>
+      <w:proofErr w:type="spellStart"/>
+      <w:r>
+        <w:rPr>
+          <w:rFonts w:ascii="Times New Roman" w:hAnsi="Times New Roman" w:cs="Times New Roman"/>
+          <w:sz w:val="28"/>
+          <w:szCs w:val="28"/>
+          <w:lang w:val="en-US"/>
+        </w:rPr>
+        <w:t>InventoryReport</w:t>
+      </w:r>
+      <w:proofErr w:type="spellEnd"/>
+      <w:r>
+        <w:rPr>
+          <w:rFonts w:ascii="Times New Roman" w:hAnsi="Times New Roman" w:cs="Times New Roman"/>
+          <w:sz w:val="28"/>
+          <w:szCs w:val="28"/>
+          <w:lang w:val="en-US"/>
+        </w:rPr>
+        <w:t xml:space="preserve"> = 3</w:t>
+      </w:r>
+      <w:r>
+        <w:rPr>
+          <w:rFonts w:ascii="Times New Roman" w:hAnsi="Times New Roman" w:cs="Times New Roman"/>
+          <w:sz w:val="28"/>
+          <w:szCs w:val="28"/>
+          <w:lang w:val="en-US"/>
+        </w:rPr>
+        <w:br/>
+      </w:r>
+      <w:proofErr w:type="spellStart"/>
+      <w:r>
+        <w:rPr>
+          <w:rFonts w:ascii="Times New Roman" w:hAnsi="Times New Roman" w:cs="Times New Roman"/>
+          <w:sz w:val="28"/>
+          <w:szCs w:val="28"/>
+          <w:lang w:val="en-US"/>
+        </w:rPr>
+        <w:t>FinancialReport</w:t>
+      </w:r>
+      <w:proofErr w:type="spellEnd"/>
+      <w:r>
+        <w:rPr>
+          <w:rFonts w:ascii="Times New Roman" w:hAnsi="Times New Roman" w:cs="Times New Roman"/>
+          <w:sz w:val="28"/>
+          <w:szCs w:val="28"/>
+          <w:lang w:val="en-US"/>
+        </w:rPr>
+        <w:t xml:space="preserve"> = 3</w:t>
+      </w:r>
+    </w:p>
+    <w:p>
+      <w:pPr>
+        <w:pStyle w:val="a4"/>
+        <w:rPr>
+          <w:sz w:val="28"/>
+          <w:szCs w:val="28"/>
+          <w:lang w:val="en-US"/>
+        </w:rPr>
+      </w:pPr>
+      <w:r>
+        <w:rPr>
+          <w:sz w:val="28"/>
+          <w:szCs w:val="28"/>
+          <w:lang w:val="en-US"/>
+        </w:rPr>
+        <w:t>Handlers:</w:t>
+      </w:r>
+    </w:p>
+    <w:p>
+      <w:pPr>
+        <w:pStyle w:val="HTML0"/>
+        <w:rPr>
+          <w:rFonts w:ascii="Times New Roman" w:hAnsi="Times New Roman" w:cs="Times New Roman"/>
+          <w:sz w:val="28"/>
+          <w:szCs w:val="28"/>
+          <w:lang w:val="en-US"/>
+        </w:rPr>
+      </w:pPr>
+      <w:proofErr w:type="gramStart"/>
+      <w:r>
+        <w:rPr>
+          <w:rFonts w:ascii="Times New Roman" w:hAnsi="Times New Roman" w:cs="Times New Roman"/>
+          <w:sz w:val="28"/>
+          <w:szCs w:val="28"/>
+          <w:lang w:val="en-US"/>
+        </w:rPr>
+        <w:t>3</w:t>
+      </w:r>
+      <w:proofErr w:type="gramEnd"/>
+      <w:r>
+        <w:rPr>
+          <w:rFonts w:ascii="Times New Roman" w:hAnsi="Times New Roman" w:cs="Times New Roman"/>
+          <w:sz w:val="28"/>
+          <w:szCs w:val="28"/>
+          <w:lang w:val="en-US"/>
+        </w:rPr>
+        <w:t xml:space="preserve"> handlers × 1 = 3</w:t>
+      </w:r>
+    </w:p>
+    <w:p>
+      <w:pPr>
+        <w:pStyle w:val="a4"/>
+        <w:rPr>
+          <w:sz w:val="28"/>
+          <w:szCs w:val="28"/>
+          <w:lang w:val="en-US"/>
+        </w:rPr>
+      </w:pPr>
+      <w:r>
+        <w:rPr>
+          <w:sz w:val="28"/>
+          <w:szCs w:val="28"/>
+          <w:lang w:val="en-US"/>
+        </w:rPr>
+        <w:t>Strategy:</w:t>
+      </w:r>
+    </w:p>
+    <w:p>
+      <w:pPr>
+        <w:pStyle w:val="HTML0"/>
+        <w:rPr>
+          <w:rFonts w:ascii="Times New Roman" w:hAnsi="Times New Roman" w:cs="Times New Roman"/>
+          <w:sz w:val="28"/>
+          <w:szCs w:val="28"/>
+          <w:lang w:val="en-US"/>
+        </w:rPr>
+      </w:pPr>
+      <w:proofErr w:type="gramStart"/>
+      <w:r>
+        <w:rPr>
+          <w:rFonts w:ascii="Times New Roman" w:hAnsi="Times New Roman" w:cs="Times New Roman"/>
+          <w:sz w:val="28"/>
+          <w:szCs w:val="28"/>
+          <w:lang w:val="en-US"/>
+        </w:rPr>
+        <w:t>3 formatter</w:t>
+      </w:r>
+      <w:proofErr w:type="gramEnd"/>
+      <w:r>
+        <w:rPr>
+          <w:rFonts w:ascii="Times New Roman" w:hAnsi="Times New Roman" w:cs="Times New Roman"/>
+          <w:sz w:val="28"/>
+          <w:szCs w:val="28"/>
+          <w:lang w:val="en-US"/>
+        </w:rPr>
+        <w:t xml:space="preserve"> × 1 = 3</w:t>
+      </w:r>
+    </w:p>
+    <w:p>
+      <w:pPr>
+        <w:pStyle w:val="a4"/>
+        <w:rPr>
+          <w:sz w:val="28"/>
+          <w:szCs w:val="28"/>
+          <w:lang w:val="en-US"/>
+        </w:rPr>
+      </w:pPr>
+      <w:proofErr w:type="spellStart"/>
+      <w:proofErr w:type="gramStart"/>
+      <w:r>
+        <w:rPr>
+          <w:sz w:val="28"/>
+          <w:szCs w:val="28"/>
+          <w:lang w:val="en-US"/>
+        </w:rPr>
+        <w:t>итог</w:t>
+      </w:r>
+      <w:proofErr w:type="spellEnd"/>
+      <w:proofErr w:type="gramEnd"/>
+      <w:r>
+        <w:rPr>
+          <w:sz w:val="28"/>
+          <w:szCs w:val="28"/>
+          <w:lang w:val="en-US"/>
+        </w:rPr>
+        <w:t>:</w:t>
+      </w:r>
+    </w:p>
+    <w:p>
+      <w:pPr>
+        <w:pStyle w:val="HTML0"/>
+        <w:rPr>
+          <w:rFonts w:ascii="Times New Roman" w:hAnsi="Times New Roman" w:cs="Times New Roman"/>
+          <w:sz w:val="28"/>
+          <w:szCs w:val="28"/>
+        </w:rPr>
+      </w:pPr>
+      <w:r>
+        <w:rPr>
+          <w:rFonts w:ascii="Times New Roman" w:hAnsi="Times New Roman" w:cs="Times New Roman"/>
+          <w:sz w:val="28"/>
+          <w:szCs w:val="28"/>
+        </w:rPr>
+        <w:t>6 + 3 + 3 + 3 + 3 + 3 = 21</w:t>
+      </w:r>
+    </w:p>
+    <w:p>
+      <w:pPr>
+        <w:pStyle w:val="a4"/>
+        <w:rPr>
+          <w:sz w:val="28"/>
+          <w:szCs w:val="28"/>
+        </w:rPr>
+      </w:pPr>
+      <w:r>
+        <w:rPr>
+          <w:sz w:val="28"/>
+          <w:szCs w:val="28"/>
+        </w:rPr>
+        <w:t>НО:</w:t>
+      </w:r>
+    </w:p>
+    <w:p>
+      <w:pPr>
+        <w:numPr>
+          <w:ilvl w:val="0"/>
+          <w:numId w:val="3"/>
+        </w:numPr>
+        <w:spacing w:before="100" w:beforeAutospacing="1" w:after="100" w:afterAutospacing="1" w:line="240" w:lineRule="auto"/>
+        <w:rPr>
+          <w:rFonts w:ascii="Times New Roman" w:hAnsi="Times New Roman" w:cs="Times New Roman"/>
+          <w:sz w:val="28"/>
+          <w:szCs w:val="28"/>
+        </w:rPr>
+      </w:pPr>
+      <w:r>
+        <w:rPr>
+          <w:rFonts w:ascii="Times New Roman" w:hAnsi="Times New Roman" w:cs="Times New Roman"/>
+          <w:sz w:val="28"/>
+          <w:szCs w:val="28"/>
+        </w:rPr>
+        <w:t xml:space="preserve">каждый класс проще </w:t>
+      </w:r>
+    </w:p>
+    <w:p>
+      <w:pPr>
+        <w:numPr>
+          <w:ilvl w:val="0"/>
+          <w:numId w:val="3"/>
+        </w:numPr>
+        <w:spacing w:before="100" w:beforeAutospacing="1" w:after="100" w:afterAutospacing="1" w:line="240" w:lineRule="auto"/>
+        <w:rPr>
+          <w:rFonts w:ascii="Times New Roman" w:hAnsi="Times New Roman" w:cs="Times New Roman"/>
+          <w:sz w:val="28"/>
+          <w:szCs w:val="28"/>
+        </w:rPr>
+      </w:pPr>
+      <w:r>
+        <w:rPr>
+          <w:rFonts w:ascii="Times New Roman" w:hAnsi="Times New Roman" w:cs="Times New Roman"/>
+          <w:sz w:val="28"/>
+          <w:szCs w:val="28"/>
+        </w:rPr>
+        <w:t xml:space="preserve">сложность распределена </w:t>
+      </w:r>
+    </w:p>
+    <w:p>
+      <w:pPr>
+        <w:numPr>
+          <w:ilvl w:val="0"/>
+          <w:numId w:val="3"/>
+        </w:numPr>
+        <w:spacing w:before="100" w:beforeAutospacing="1" w:after="100" w:afterAutospacing="1" w:line="240" w:lineRule="auto"/>
+        <w:rPr>
+          <w:rFonts w:ascii="Times New Roman" w:hAnsi="Times New Roman" w:cs="Times New Roman"/>
+          <w:sz w:val="28"/>
+          <w:szCs w:val="28"/>
+        </w:rPr>
+      </w:pPr>
+      <w:r>
+        <w:rPr>
+          <w:rFonts w:ascii="Times New Roman" w:hAnsi="Times New Roman" w:cs="Times New Roman"/>
+          <w:sz w:val="28"/>
+          <w:szCs w:val="28"/>
+        </w:rPr>
+        <w:t xml:space="preserve">SRP соблюден </w:t>
+      </w:r>
+    </w:p>
+    <w:p>
+      <w:pPr>
+        <w:numPr>
+          <w:ilvl w:val="0"/>
+          <w:numId w:val="3"/>
+        </w:numPr>
+        <w:spacing w:before="100" w:beforeAutospacing="1" w:after="100" w:afterAutospacing="1" w:line="240" w:lineRule="auto"/>
+        <w:rPr>
+          <w:rFonts w:ascii="Times New Roman" w:hAnsi="Times New Roman" w:cs="Times New Roman"/>
+          <w:sz w:val="28"/>
+          <w:szCs w:val="28"/>
+        </w:rPr>
+      </w:pPr>
+      <w:r>
+        <w:rPr>
+          <w:rFonts w:ascii="Times New Roman" w:hAnsi="Times New Roman" w:cs="Times New Roman"/>
+          <w:sz w:val="28"/>
+          <w:szCs w:val="28"/>
+        </w:rPr>
+        <w:t>расширяемость ↑</w:t>
+      </w:r>
+      <w:bookmarkStart w:id="0" w:name="_GoBack"/>
+      <w:bookmarkEnd w:id="0"/>
+    </w:p>
+    <w:p>
+      <w:pPr>
         <w:rPr>
           <w:rFonts w:ascii="Times New Roman" w:hAnsi="Times New Roman" w:cs="Times New Roman"/>
           <w:sz w:val="28"/>
@@ -1984,11 +2803,163 @@
       </w:pPr>
     </w:lvl>
   </w:abstractNum>
+  <w:abstractNum w:abstractNumId="2">
+    <w:nsid w:val="6F6D7F85"/>
+    <w:multiLevelType w:val="multilevel"/>
+    <w:tmpl w:val="BB4AB41A"/>
+    <w:lvl w:ilvl="0">
+      <w:start w:val="1"/>
+      <w:numFmt w:val="bullet"/>
+      <w:lvlText w:val=""/>
+      <w:lvlJc w:val="left"/>
+      <w:pPr>
+        <w:tabs>
+          <w:tab w:val="num" w:pos="720"/>
+        </w:tabs>
+        <w:ind w:left="720" w:hanging="360"/>
+      </w:pPr>
+      <w:rPr>
+        <w:rFonts w:ascii="Symbol" w:hAnsi="Symbol" w:hint="default"/>
+        <w:sz w:val="20"/>
+      </w:rPr>
+    </w:lvl>
+    <w:lvl w:ilvl="1" w:tentative="1">
+      <w:start w:val="1"/>
+      <w:numFmt w:val="bullet"/>
+      <w:lvlText w:val="o"/>
+      <w:lvlJc w:val="left"/>
+      <w:pPr>
+        <w:tabs>
+          <w:tab w:val="num" w:pos="1440"/>
+        </w:tabs>
+        <w:ind w:left="1440" w:hanging="360"/>
+      </w:pPr>
+      <w:rPr>
+        <w:rFonts w:ascii="Courier New" w:hAnsi="Courier New" w:hint="default"/>
+        <w:sz w:val="20"/>
+      </w:rPr>
+    </w:lvl>
+    <w:lvl w:ilvl="2" w:tentative="1">
+      <w:start w:val="1"/>
+      <w:numFmt w:val="bullet"/>
+      <w:lvlText w:val=""/>
+      <w:lvlJc w:val="left"/>
+      <w:pPr>
+        <w:tabs>
+          <w:tab w:val="num" w:pos="2160"/>
+        </w:tabs>
+        <w:ind w:left="2160" w:hanging="360"/>
+      </w:pPr>
+      <w:rPr>
+        <w:rFonts w:ascii="Wingdings" w:hAnsi="Wingdings" w:hint="default"/>
+        <w:sz w:val="20"/>
+      </w:rPr>
+    </w:lvl>
+    <w:lvl w:ilvl="3" w:tentative="1">
+      <w:start w:val="1"/>
+      <w:numFmt w:val="bullet"/>
+      <w:lvlText w:val=""/>
+      <w:lvlJc w:val="left"/>
+      <w:pPr>
+        <w:tabs>
+          <w:tab w:val="num" w:pos="2880"/>
+        </w:tabs>
+        <w:ind w:left="2880" w:hanging="360"/>
+      </w:pPr>
+      <w:rPr>
+        <w:rFonts w:ascii="Wingdings" w:hAnsi="Wingdings" w:hint="default"/>
+        <w:sz w:val="20"/>
+      </w:rPr>
+    </w:lvl>
+    <w:lvl w:ilvl="4" w:tentative="1">
+      <w:start w:val="1"/>
+      <w:numFmt w:val="bullet"/>
+      <w:lvlText w:val=""/>
+      <w:lvlJc w:val="left"/>
+      <w:pPr>
+        <w:tabs>
+          <w:tab w:val="num" w:pos="3600"/>
+        </w:tabs>
+        <w:ind w:left="3600" w:hanging="360"/>
+      </w:pPr>
+      <w:rPr>
+        <w:rFonts w:ascii="Wingdings" w:hAnsi="Wingdings" w:hint="default"/>
+        <w:sz w:val="20"/>
+      </w:rPr>
+    </w:lvl>
+    <w:lvl w:ilvl="5" w:tentative="1">
+      <w:start w:val="1"/>
+      <w:numFmt w:val="bullet"/>
+      <w:lvlText w:val=""/>
+      <w:lvlJc w:val="left"/>
+      <w:pPr>
+        <w:tabs>
+          <w:tab w:val="num" w:pos="4320"/>
+        </w:tabs>
+        <w:ind w:left="4320" w:hanging="360"/>
+      </w:pPr>
+      <w:rPr>
+        <w:rFonts w:ascii="Wingdings" w:hAnsi="Wingdings" w:hint="default"/>
+        <w:sz w:val="20"/>
+      </w:rPr>
+    </w:lvl>
+    <w:lvl w:ilvl="6" w:tentative="1">
+      <w:start w:val="1"/>
+      <w:numFmt w:val="bullet"/>
+      <w:lvlText w:val=""/>
+      <w:lvlJc w:val="left"/>
+      <w:pPr>
+        <w:tabs>
+          <w:tab w:val="num" w:pos="5040"/>
+        </w:tabs>
+        <w:ind w:left="5040" w:hanging="360"/>
+      </w:pPr>
+      <w:rPr>
+        <w:rFonts w:ascii="Wingdings" w:hAnsi="Wingdings" w:hint="default"/>
+        <w:sz w:val="20"/>
+      </w:rPr>
+    </w:lvl>
+    <w:lvl w:ilvl="7" w:tentative="1">
+      <w:start w:val="1"/>
+      <w:numFmt w:val="bullet"/>
+      <w:lvlText w:val=""/>
+      <w:lvlJc w:val="left"/>
+      <w:pPr>
+        <w:tabs>
+          <w:tab w:val="num" w:pos="5760"/>
+        </w:tabs>
+        <w:ind w:left="5760" w:hanging="360"/>
+      </w:pPr>
+      <w:rPr>
+        <w:rFonts w:ascii="Wingdings" w:hAnsi="Wingdings" w:hint="default"/>
+        <w:sz w:val="20"/>
+      </w:rPr>
+    </w:lvl>
+    <w:lvl w:ilvl="8" w:tentative="1">
+      <w:start w:val="1"/>
+      <w:numFmt w:val="bullet"/>
+      <w:lvlText w:val=""/>
+      <w:lvlJc w:val="left"/>
+      <w:pPr>
+        <w:tabs>
+          <w:tab w:val="num" w:pos="6480"/>
+        </w:tabs>
+        <w:ind w:left="6480" w:hanging="360"/>
+      </w:pPr>
+      <w:rPr>
+        <w:rFonts w:ascii="Wingdings" w:hAnsi="Wingdings" w:hint="default"/>
+        <w:sz w:val="20"/>
+      </w:rPr>
+    </w:lvl>
+  </w:abstractNum>
   <w:num w:numId="1">
     <w:abstractNumId w:val="1"/>
   </w:num>
   <w:num w:numId="2">
     <w:abstractNumId w:val="0"/>
+  </w:num>
+  <w:num w:numId="3">
+    <w:abstractNumId w:val="2"/>
   </w:num>
 </w:numbering>
 </file>
@@ -2430,6 +3401,29 @@
       <w:szCs w:val="26"/>
     </w:rPr>
   </w:style>
+  <w:style w:type="paragraph" w:styleId="3">
+    <w:name w:val="heading 3"/>
+    <w:basedOn w:val="a"/>
+    <w:next w:val="a"/>
+    <w:link w:val="30"/>
+    <w:uiPriority w:val="9"/>
+    <w:semiHidden/>
+    <w:unhideWhenUsed/>
+    <w:qFormat/>
+    <w:rsid w:val="005D0356"/>
+    <w:pPr>
+      <w:keepNext/>
+      <w:keepLines/>
+      <w:spacing w:before="40" w:after="0"/>
+      <w:outlineLvl w:val="2"/>
+    </w:pPr>
+    <w:rPr>
+      <w:rFonts w:asciiTheme="majorHAnsi" w:eastAsiaTheme="majorEastAsia" w:hAnsiTheme="majorHAnsi" w:cstheme="majorBidi"/>
+      <w:color w:val="1F4D78" w:themeColor="accent1" w:themeShade="7F"/>
+      <w:sz w:val="24"/>
+      <w:szCs w:val="24"/>
+    </w:rPr>
+  </w:style>
   <w:style w:type="character" w:default="1" w:styleId="a0">
     <w:name w:val="Default Paragraph Font"/>
     <w:uiPriority w:val="1"/>
@@ -2508,6 +3502,85 @@
       <w:rFonts w:ascii="Courier New" w:eastAsia="Times New Roman" w:hAnsi="Courier New" w:cs="Courier New"/>
       <w:sz w:val="20"/>
       <w:szCs w:val="20"/>
+    </w:rPr>
+  </w:style>
+  <w:style w:type="character" w:customStyle="1" w:styleId="30">
+    <w:name w:val="Заголовок 3 Знак"/>
+    <w:basedOn w:val="a0"/>
+    <w:link w:val="3"/>
+    <w:uiPriority w:val="9"/>
+    <w:semiHidden/>
+    <w:rsid w:val="005D0356"/>
+    <w:rPr>
+      <w:rFonts w:asciiTheme="majorHAnsi" w:eastAsiaTheme="majorEastAsia" w:hAnsiTheme="majorHAnsi" w:cstheme="majorBidi"/>
+      <w:color w:val="1F4D78" w:themeColor="accent1" w:themeShade="7F"/>
+      <w:sz w:val="24"/>
+      <w:szCs w:val="24"/>
+    </w:rPr>
+  </w:style>
+  <w:style w:type="paragraph" w:styleId="a4">
+    <w:name w:val="Normal (Web)"/>
+    <w:basedOn w:val="a"/>
+    <w:uiPriority w:val="99"/>
+    <w:semiHidden/>
+    <w:unhideWhenUsed/>
+    <w:rsid w:val="005D0356"/>
+    <w:pPr>
+      <w:spacing w:before="100" w:beforeAutospacing="1" w:after="100" w:afterAutospacing="1" w:line="240" w:lineRule="auto"/>
+    </w:pPr>
+    <w:rPr>
+      <w:rFonts w:ascii="Times New Roman" w:eastAsia="Times New Roman" w:hAnsi="Times New Roman" w:cs="Times New Roman"/>
+      <w:sz w:val="24"/>
+      <w:szCs w:val="24"/>
+      <w:lang w:eastAsia="ru-RU"/>
+    </w:rPr>
+  </w:style>
+  <w:style w:type="paragraph" w:styleId="HTML0">
+    <w:name w:val="HTML Preformatted"/>
+    <w:basedOn w:val="a"/>
+    <w:link w:val="HTML1"/>
+    <w:uiPriority w:val="99"/>
+    <w:unhideWhenUsed/>
+    <w:rsid w:val="005D0356"/>
+    <w:pPr>
+      <w:tabs>
+        <w:tab w:val="left" w:pos="916"/>
+        <w:tab w:val="left" w:pos="1832"/>
+        <w:tab w:val="left" w:pos="2748"/>
+        <w:tab w:val="left" w:pos="3664"/>
+        <w:tab w:val="left" w:pos="4580"/>
+        <w:tab w:val="left" w:pos="5496"/>
+        <w:tab w:val="left" w:pos="6412"/>
+        <w:tab w:val="left" w:pos="7328"/>
+        <w:tab w:val="left" w:pos="8244"/>
+        <w:tab w:val="left" w:pos="9160"/>
+        <w:tab w:val="left" w:pos="10076"/>
+        <w:tab w:val="left" w:pos="10992"/>
+        <w:tab w:val="left" w:pos="11908"/>
+        <w:tab w:val="left" w:pos="12824"/>
+        <w:tab w:val="left" w:pos="13740"/>
+        <w:tab w:val="left" w:pos="14656"/>
+      </w:tabs>
+      <w:spacing w:after="0" w:line="240" w:lineRule="auto"/>
+    </w:pPr>
+    <w:rPr>
+      <w:rFonts w:ascii="Courier New" w:eastAsia="Times New Roman" w:hAnsi="Courier New" w:cs="Courier New"/>
+      <w:sz w:val="20"/>
+      <w:szCs w:val="20"/>
+      <w:lang w:eastAsia="ru-RU"/>
+    </w:rPr>
+  </w:style>
+  <w:style w:type="character" w:customStyle="1" w:styleId="HTML1">
+    <w:name w:val="Стандартный HTML Знак"/>
+    <w:basedOn w:val="a0"/>
+    <w:link w:val="HTML0"/>
+    <w:uiPriority w:val="99"/>
+    <w:rsid w:val="005D0356"/>
+    <w:rPr>
+      <w:rFonts w:ascii="Courier New" w:eastAsia="Times New Roman" w:hAnsi="Courier New" w:cs="Courier New"/>
+      <w:sz w:val="20"/>
+      <w:szCs w:val="20"/>
+      <w:lang w:eastAsia="ru-RU"/>
     </w:rPr>
   </w:style>
 </w:styles>
